--- a/documents/Scrum/scrum_palaverimuistio_18.1.docx
+++ b/documents/Scrum/scrum_palaverimuistio_18.1.docx
@@ -300,10 +300,10 @@
             <w:tcW w:w="5953" w:type="dxa"/>
             <w:tcMar/>
           </w:tcPr>
-          <w:p wp14:textId="77777777">
+          <w:p wp14:textId="67C5382A">
             <w:r>
               <w:rPr/>
-              <w:t>Document work</w:t>
+              <w:t>Review</w:t>
             </w:r>
           </w:p>
         </w:tc>
@@ -325,10 +325,18 @@
             <w:tcW w:w="5953" w:type="dxa"/>
             <w:tcMar/>
           </w:tcPr>
-          <w:p wp14:textId="77777777">
+          <w:p wp14:textId="5633AA3C">
             <w:r>
               <w:rPr/>
-              <w:t>15.2.2026</w:t>
+              <w:t>1</w:t>
+            </w:r>
+            <w:r>
+              <w:rPr/>
+              <w:t>8</w:t>
+            </w:r>
+            <w:r>
+              <w:rPr/>
+              <w:t>.01.2026</w:t>
             </w:r>
           </w:p>
         </w:tc>
@@ -350,10 +358,10 @@
             <w:tcW w:w="5953" w:type="dxa"/>
             <w:tcMar/>
           </w:tcPr>
-          <w:p wp14:textId="77777777">
+          <w:p wp14:textId="27BE0FD6">
             <w:r>
               <w:rPr/>
-              <w:t>19:00 2.5h</w:t>
+              <w:t>17.00 2h</w:t>
             </w:r>
           </w:p>
         </w:tc>
@@ -375,10 +383,10 @@
             <w:tcW w:w="5953" w:type="dxa"/>
             <w:tcMar/>
           </w:tcPr>
-          <w:p wp14:textId="77777777">
+          <w:p wp14:textId="5F7C0E3F">
             <w:r>
               <w:rPr/>
-              <w:t>Niko Alaluusua, Topias Perälä, Veikka Koskinen</w:t>
+              <w:t>Kaikki paikalla</w:t>
             </w:r>
           </w:p>
         </w:tc>
@@ -422,14 +430,14 @@
             <w:tcW w:w="5953" w:type="dxa"/>
             <w:tcMar/>
           </w:tcPr>
-          <w:p wp14:textId="201B51CD">
+          <w:p wp14:textId="4820E638">
             <w:r>
               <w:rPr/>
               <w:t xml:space="preserve">Sprint </w:t>
             </w:r>
             <w:r>
               <w:rPr/>
-              <w:t>6</w:t>
+              <w:t>2</w:t>
             </w:r>
           </w:p>
         </w:tc>
@@ -524,10 +532,10 @@
             <w:tcW w:w="1701" w:type="dxa"/>
             <w:tcMar/>
           </w:tcPr>
-          <w:p wp14:textId="77777777">
+          <w:p wp14:textId="6DCF74D0">
             <w:r>
               <w:rPr/>
-              <w:t>Niko Alaluusua</w:t>
+              <w:t>Topias Perälä</w:t>
             </w:r>
           </w:p>
         </w:tc>
@@ -536,14 +544,10 @@
             <w:tcW w:w="3005" w:type="dxa"/>
             <w:tcMar/>
           </w:tcPr>
-          <w:p wp14:textId="41C9FA1D">
+          <w:p wp14:textId="15F4EF62">
             <w:r>
               <w:rPr/>
-              <w:t>Saavutusten</w:t>
-            </w:r>
-            <w:r>
-              <w:rPr/>
-              <w:t xml:space="preserve"> päivitys</w:t>
+              <w:t>API säätilalle + sijainti</w:t>
             </w:r>
           </w:p>
         </w:tc>
@@ -552,10 +556,22 @@
             <w:tcW w:w="3005" w:type="dxa"/>
             <w:tcMar/>
           </w:tcPr>
-          <w:p wp14:textId="77777777">
+          <w:p wp14:textId="7C500D11">
             <w:r>
               <w:rPr/>
-              <w:t>Dokumentointi</w:t>
+              <w:t>Kartta</w:t>
+            </w:r>
+            <w:r>
+              <w:rPr/>
+              <w:t xml:space="preserve"> + </w:t>
+            </w:r>
+            <w:r>
+              <w:rPr/>
+              <w:t>reitit</w:t>
+            </w:r>
+            <w:r>
+              <w:rPr/>
+              <w:t xml:space="preserve"> + EAS</w:t>
             </w:r>
           </w:p>
         </w:tc>
@@ -575,10 +591,10 @@
             <w:tcW w:w="1701" w:type="dxa"/>
             <w:tcMar/>
           </w:tcPr>
-          <w:p wp14:textId="77777777">
+          <w:p wp14:textId="5F220E1C">
             <w:r>
               <w:rPr/>
-              <w:t>Veikka Koskinen</w:t>
+              <w:t>Veikka</w:t>
             </w:r>
           </w:p>
         </w:tc>
@@ -587,22 +603,10 @@
             <w:tcW w:w="3005" w:type="dxa"/>
             <w:tcMar/>
           </w:tcPr>
-          <w:p wp14:textId="41A90DF0">
+          <w:p wp14:textId="1649C9B3">
             <w:r>
               <w:rPr/>
-              <w:t>Themet</w:t>
-            </w:r>
-            <w:r>
-              <w:rPr/>
-              <w:t xml:space="preserve"> </w:t>
-            </w:r>
-            <w:r>
-              <w:rPr/>
-              <w:t>loppuun</w:t>
-            </w:r>
-            <w:r>
-              <w:rPr/>
-              <w:t xml:space="preserve"> ja UI/UX</w:t>
+              <w:t>Askelmittari</w:t>
             </w:r>
           </w:p>
         </w:tc>
@@ -611,22 +615,68 @@
             <w:tcW w:w="3005" w:type="dxa"/>
             <w:tcMar/>
           </w:tcPr>
-          <w:p wp14:textId="55558C02">
+          <w:p wp14:textId="5AEA1CF7">
             <w:r>
               <w:rPr/>
-              <w:t xml:space="preserve">Documentointia, </w:t>
+              <w:t>Kiihtyvyys</w:t>
             </w:r>
             <w:r>
               <w:rPr/>
-              <w:t>viimeistelyä</w:t>
+              <w:t xml:space="preserve"> sensorit</w:t>
+            </w:r>
+          </w:p>
+        </w:tc>
+        <w:tc>
+          <w:tcPr>
+            <w:tcW w:w="1701" w:type="dxa"/>
+            <w:tcMar/>
+          </w:tcPr>
+          <w:p wp14:textId="27E26DB5">
+            <w:r>
+              <w:rPr/>
+              <w:t>async</w:t>
+            </w:r>
+          </w:p>
+        </w:tc>
+      </w:tr>
+      <w:tr xmlns:wp14="http://schemas.microsoft.com/office/word/2010/wordml" wp14:textId="77777777">
+        <w:tc>
+          <w:tcPr>
+            <w:tcW w:w="1701" w:type="dxa"/>
+            <w:tcMar/>
+          </w:tcPr>
+          <w:p wp14:textId="07DE89C9">
+            <w:r>
+              <w:rPr/>
+              <w:t>Niko Alaluusua</w:t>
+            </w:r>
+          </w:p>
+        </w:tc>
+        <w:tc>
+          <w:tcPr>
+            <w:tcW w:w="3005" w:type="dxa"/>
+            <w:tcMar/>
+          </w:tcPr>
+          <w:p wp14:textId="78AE0EDD">
+            <w:r>
+              <w:rPr/>
+              <w:t>Firebasen</w:t>
             </w:r>
             <w:r>
               <w:rPr/>
-              <w:t xml:space="preserve"> ja </w:t>
+              <w:t xml:space="preserve"> alustus</w:t>
             </w:r>
+          </w:p>
+        </w:tc>
+        <w:tc>
+          <w:tcPr>
+            <w:tcW w:w="3005" w:type="dxa"/>
+            <w:tcMar/>
+          </w:tcPr>
+          <w:p wp14:textId="54A3B5FC">
             <w:r>
               <w:rPr/>
-              <w:t>videot</w:t>
+              <w:t>Käyttäjä profiilia</w:t>
             </w:r>
           </w:p>
         </w:tc>
@@ -666,57 +716,6 @@
           </w:tcPr>
           <w:p wp14:textId="77777777">
             <w:r/>
-          </w:p>
-        </w:tc>
-        <w:tc>
-          <w:tcPr>
-            <w:tcW w:w="1701" w:type="dxa"/>
-            <w:tcMar/>
-          </w:tcPr>
-          <w:p wp14:textId="77777777">
-            <w:r/>
-          </w:p>
-        </w:tc>
-      </w:tr>
-      <w:tr xmlns:wp14="http://schemas.microsoft.com/office/word/2010/wordml" wp14:textId="77777777">
-        <w:tc>
-          <w:tcPr>
-            <w:tcW w:w="1701" w:type="dxa"/>
-            <w:tcMar/>
-          </w:tcPr>
-          <w:p wp14:textId="77777777">
-            <w:r>
-              <w:rPr/>
-              <w:t>Topias Perälä</w:t>
-            </w:r>
-          </w:p>
-        </w:tc>
-        <w:tc>
-          <w:tcPr>
-            <w:tcW w:w="3005" w:type="dxa"/>
-            <w:tcMar/>
-          </w:tcPr>
-          <w:p wp14:textId="77777777">
-            <w:r>
-              <w:rPr/>
-              <w:t>Yksittäisen treenisession toiminta ja data</w:t>
-            </w:r>
-          </w:p>
-        </w:tc>
-        <w:tc>
-          <w:tcPr>
-            <w:tcW w:w="3005" w:type="dxa"/>
-            <w:tcMar/>
-          </w:tcPr>
-          <w:p wp14:textId="29F797D8">
-            <w:r>
-              <w:rPr/>
-              <w:t>Sovelluksen</w:t>
-            </w:r>
-            <w:r>
-              <w:rPr/>
-              <w:t xml:space="preserve"> ominaisuuksien integrointi</w:t>
-            </w:r>
           </w:p>
         </w:tc>
         <w:tc>
@@ -879,14 +878,30 @@
             <w:tcW w:w="3402" w:type="dxa"/>
             <w:tcMar/>
           </w:tcPr>
-          <w:p wp14:textId="7624D5EE">
+          <w:p wp14:textId="0A171F1D">
             <w:r>
               <w:rPr/>
-              <w:t>Tehdään</w:t>
+              <w:t>Saatetaan</w:t>
             </w:r>
             <w:r>
               <w:rPr/>
-              <w:t xml:space="preserve"> posteri loppuun</w:t>
+              <w:t xml:space="preserve"> </w:t>
+            </w:r>
+            <w:r>
+              <w:rPr/>
+              <w:t>loppuun</w:t>
+            </w:r>
+            <w:r>
+              <w:rPr/>
+              <w:t xml:space="preserve"> </w:t>
+            </w:r>
+            <w:r>
+              <w:rPr/>
+              <w:t>aikaisemmat</w:t>
+            </w:r>
+            <w:r>
+              <w:rPr/>
+              <w:t xml:space="preserve"> tehtävät, sekä aloitetaan uudet</w:t>
             </w:r>
           </w:p>
         </w:tc>
@@ -915,15 +930,8 @@
             <w:tcW w:w="3402" w:type="dxa"/>
             <w:tcMar/>
           </w:tcPr>
-          <w:p wp14:textId="44B9AF1F">
-            <w:r>
-              <w:rPr/>
-              <w:t>Liiketoiminta</w:t>
-            </w:r>
-            <w:r>
-              <w:rPr/>
-              <w:t xml:space="preserve"> harjoitukset loppuun</w:t>
-            </w:r>
+          <w:p wp14:textId="77777777">
+            <w:r/>
           </w:p>
         </w:tc>
         <w:tc>
@@ -951,19 +959,8 @@
             <w:tcW w:w="3402" w:type="dxa"/>
             <w:tcMar/>
           </w:tcPr>
-          <w:p wp14:textId="188D548F">
-            <w:r>
-              <w:rPr/>
-              <w:t>Pidetään</w:t>
-            </w:r>
-            <w:r>
-              <w:rPr/>
-              <w:t xml:space="preserve"> </w:t>
-            </w:r>
-            <w:r>
-              <w:rPr/>
-              <w:t>dokumentaatio ajan tasalla</w:t>
-            </w:r>
+          <w:p wp14:textId="77777777">
+            <w:r/>
           </w:p>
         </w:tc>
         <w:tc>
@@ -1120,10 +1117,18 @@
             <w:tcW w:w="2835" w:type="dxa"/>
             <w:tcMar/>
           </w:tcPr>
-          <w:p wp14:textId="77777777">
+          <w:p wp14:textId="381DC97D">
             <w:r>
               <w:rPr/>
-              <w:t>Saavutusten päivitys</w:t>
+              <w:t xml:space="preserve">API </w:t>
+            </w:r>
+            <w:r>
+              <w:rPr/>
+              <w:t>säätilalle</w:t>
+            </w:r>
+            <w:r>
+              <w:rPr/>
+              <w:t xml:space="preserve"> + sijainti</w:t>
             </w:r>
           </w:p>
         </w:tc>
@@ -1132,10 +1137,10 @@
             <w:tcW w:w="1701" w:type="dxa"/>
             <w:tcMar/>
           </w:tcPr>
-          <w:p wp14:textId="77777777">
+          <w:p wp14:textId="5BB5C65D">
             <w:r>
               <w:rPr/>
-              <w:t>Niko Alaluusua</w:t>
+              <w:t>Topias Perälä</w:t>
             </w:r>
           </w:p>
         </w:tc>
@@ -1144,10 +1149,10 @@
             <w:tcW w:w="1417" w:type="dxa"/>
             <w:tcMar/>
           </w:tcPr>
-          <w:p wp14:textId="77777777">
+          <w:p wp14:textId="114BF0D2">
             <w:r>
               <w:rPr/>
-              <w:t>15.2</w:t>
+              <w:t>18.1</w:t>
             </w:r>
           </w:p>
         </w:tc>
@@ -1156,10 +1161,10 @@
             <w:tcW w:w="2835" w:type="dxa"/>
             <w:tcMar/>
           </w:tcPr>
-          <w:p wp14:textId="4329DA14">
+          <w:p wp14:textId="524F5529">
             <w:r>
               <w:rPr/>
-              <w:t>Badges checker</w:t>
+              <w:t>APIt</w:t>
             </w:r>
           </w:p>
         </w:tc>
@@ -1168,18 +1173,35 @@
             <w:tcW w:w="567" w:type="dxa"/>
             <w:tcMar/>
           </w:tcPr>
-          <w:p wp14:textId="527D61AF">
+          <w:p wp14:textId="2EF5C0FD">
             <w:pPr>
-              <w:pStyle w:val="Normal"/>
+              <w:rPr>
+                <w:rFonts w:ascii="Calibri" w:hAnsi="Calibri" w:eastAsia="Calibri" w:cs="Calibri"/>
+                <w:noProof w:val="0"/>
+                <w:sz w:val="22"/>
+                <w:szCs w:val="22"/>
+                <w:lang w:val="en-US"/>
+              </w:rPr>
             </w:pPr>
             <w:r>
               <w:rPr>
+                <w:rFonts w:ascii="Calibri" w:hAnsi="Calibri" w:eastAsia="Calibri" w:cs="Calibri"/>
                 <w:b w:val="1"/>
                 <w:bCs w:val="1"/>
+                <w:i w:val="0"/>
+                <w:iCs w:val="0"/>
+                <w:caps w:val="0"/>
+                <w:smallCaps w:val="0"/>
+                <w:noProof w:val="0"/>
+                <w:color w:val="000000" w:themeColor="text1" w:themeTint="FF" w:themeShade="FF"/>
+                <w:sz w:val="22"/>
+                <w:szCs w:val="22"/>
+                <w:lang w:val="en-US"/>
               </w:rPr>
               <w:t>☑</w:t>
             </w:r>
           </w:p>
+          <w:p wp14:textId="2028060F"/>
         </w:tc>
       </w:tr>
       <w:tr xmlns:wp14="http://schemas.microsoft.com/office/word/2010/wordml" wp14:textId="77777777">
@@ -1188,10 +1210,10 @@
             <w:tcW w:w="2835" w:type="dxa"/>
             <w:tcMar/>
           </w:tcPr>
-          <w:p wp14:textId="77777777">
+          <w:p wp14:textId="0E01E396">
             <w:r>
               <w:rPr/>
-              <w:t>Themet</w:t>
+              <w:t>Askelmittari</w:t>
             </w:r>
           </w:p>
         </w:tc>
@@ -1200,10 +1222,10 @@
             <w:tcW w:w="1701" w:type="dxa"/>
             <w:tcMar/>
           </w:tcPr>
-          <w:p wp14:textId="77777777">
+          <w:p wp14:textId="66B8F8E7">
             <w:r>
               <w:rPr/>
-              <w:t>Veikka Koskinen</w:t>
+              <w:t>Veikka</w:t>
             </w:r>
           </w:p>
         </w:tc>
@@ -1212,76 +1234,10 @@
             <w:tcW w:w="1417" w:type="dxa"/>
             <w:tcMar/>
           </w:tcPr>
-          <w:p wp14:textId="77777777">
+          <w:p wp14:textId="4758F4B9">
             <w:r>
               <w:rPr/>
-              <w:t>17.2</w:t>
-            </w:r>
-          </w:p>
-        </w:tc>
-        <w:tc>
-          <w:tcPr>
-            <w:tcW w:w="2835" w:type="dxa"/>
-            <w:tcMar/>
-          </w:tcPr>
-          <w:p wp14:textId="77777777">
-            <w:r/>
-          </w:p>
-        </w:tc>
-        <w:tc>
-          <w:tcPr>
-            <w:tcW w:w="567" w:type="dxa"/>
-            <w:tcMar/>
-          </w:tcPr>
-          <w:p wp14:textId="527D61AF">
-            <w:pPr>
-              <w:pStyle w:val="Normal"/>
-            </w:pPr>
-            <w:r>
-              <w:rPr>
-                <w:b w:val="1"/>
-                <w:bCs w:val="1"/>
-              </w:rPr>
-              <w:t>☑</w:t>
-            </w:r>
-          </w:p>
-          <w:p wp14:textId="425996B9"/>
-        </w:tc>
-      </w:tr>
-      <w:tr xmlns:wp14="http://schemas.microsoft.com/office/word/2010/wordml" wp14:textId="77777777">
-        <w:tc>
-          <w:tcPr>
-            <w:tcW w:w="2835" w:type="dxa"/>
-            <w:tcMar/>
-          </w:tcPr>
-          <w:p wp14:textId="77777777">
-            <w:r>
-              <w:rPr/>
-              <w:t>Documentointi</w:t>
-            </w:r>
-          </w:p>
-        </w:tc>
-        <w:tc>
-          <w:tcPr>
-            <w:tcW w:w="1701" w:type="dxa"/>
-            <w:tcMar/>
-          </w:tcPr>
-          <w:p wp14:textId="77777777">
-            <w:r>
-              <w:rPr/>
-              <w:t>Veikka Koskinen</w:t>
-            </w:r>
-          </w:p>
-        </w:tc>
-        <w:tc>
-          <w:tcPr>
-            <w:tcW w:w="1417" w:type="dxa"/>
-            <w:tcMar/>
-          </w:tcPr>
-          <w:p wp14:textId="77777777">
-            <w:r>
-              <w:rPr/>
-              <w:t>21.2</w:t>
+              <w:t>25.1</w:t>
             </w:r>
           </w:p>
         </w:tc>
@@ -1312,14 +1268,10 @@
             <w:tcW w:w="2835" w:type="dxa"/>
             <w:tcMar/>
           </w:tcPr>
-          <w:p wp14:textId="13759AA1">
+          <w:p wp14:textId="16B4D4F3">
             <w:r>
               <w:rPr/>
-              <w:t>Sovelluksen</w:t>
-            </w:r>
-            <w:r>
-              <w:rPr/>
-              <w:t xml:space="preserve"> ominaisuuksien integrointi</w:t>
+              <w:t>Firebase rules</w:t>
             </w:r>
           </w:p>
         </w:tc>
@@ -1328,10 +1280,10 @@
             <w:tcW w:w="1701" w:type="dxa"/>
             <w:tcMar/>
           </w:tcPr>
-          <w:p wp14:textId="77777777">
+          <w:p wp14:textId="61A026DE">
             <w:r>
               <w:rPr/>
-              <w:t>Topias Perälä</w:t>
+              <w:t>Veikka</w:t>
             </w:r>
           </w:p>
         </w:tc>
@@ -1340,10 +1292,10 @@
             <w:tcW w:w="1417" w:type="dxa"/>
             <w:tcMar/>
           </w:tcPr>
-          <w:p wp14:textId="77777777">
+          <w:p wp14:textId="3F756625">
             <w:r>
               <w:rPr/>
-              <w:t>18.02</w:t>
+              <w:t>-</w:t>
             </w:r>
           </w:p>
         </w:tc>
@@ -1361,7 +1313,7 @@
             <w:tcW w:w="567" w:type="dxa"/>
             <w:tcMar/>
           </w:tcPr>
-          <w:p wp14:textId="48B1BF2A">
+          <w:p wp14:textId="32FF7EF8">
             <w:pPr>
               <w:rPr>
                 <w:rFonts w:ascii="Calibri" w:hAnsi="Calibri" w:eastAsia="Calibri" w:cs="Calibri"/>
@@ -1389,7 +1341,75 @@
               <w:t>☑</w:t>
             </w:r>
           </w:p>
-          <w:p wp14:textId="16FD459B"/>
+        </w:tc>
+      </w:tr>
+      <w:tr xmlns:wp14="http://schemas.microsoft.com/office/word/2010/wordml" wp14:textId="77777777">
+        <w:tc>
+          <w:tcPr>
+            <w:tcW w:w="2835" w:type="dxa"/>
+            <w:tcMar/>
+          </w:tcPr>
+          <w:p wp14:textId="456A39A6">
+            <w:r>
+              <w:rPr/>
+              <w:t xml:space="preserve">Firebase </w:t>
+            </w:r>
+            <w:r>
+              <w:rPr/>
+              <w:t>database</w:t>
+            </w:r>
+          </w:p>
+        </w:tc>
+        <w:tc>
+          <w:tcPr>
+            <w:tcW w:w="1701" w:type="dxa"/>
+            <w:tcMar/>
+          </w:tcPr>
+          <w:p wp14:textId="7535488A">
+            <w:r>
+              <w:rPr/>
+              <w:t>Niko</w:t>
+            </w:r>
+          </w:p>
+        </w:tc>
+        <w:tc>
+          <w:tcPr>
+            <w:tcW w:w="1417" w:type="dxa"/>
+            <w:tcMar/>
+          </w:tcPr>
+          <w:p wp14:textId="2A889CF4">
+            <w:r>
+              <w:rPr/>
+              <w:t>18.1</w:t>
+            </w:r>
+          </w:p>
+        </w:tc>
+        <w:tc>
+          <w:tcPr>
+            <w:tcW w:w="2835" w:type="dxa"/>
+            <w:tcMar/>
+          </w:tcPr>
+          <w:p wp14:textId="77777777">
+            <w:r/>
+          </w:p>
+        </w:tc>
+        <w:tc>
+          <w:tcPr>
+            <w:tcW w:w="567" w:type="dxa"/>
+            <w:tcMar/>
+          </w:tcPr>
+          <w:p wp14:textId="0020F234">
+            <w:pPr>
+              <w:pStyle w:val="Normal"/>
+            </w:pPr>
+            <w:r>
+              <w:rPr>
+                <w:b w:val="1"/>
+                <w:bCs w:val="1"/>
+              </w:rPr>
+              <w:t>☑</w:t>
+            </w:r>
+          </w:p>
         </w:tc>
       </w:tr>
       <w:tr xmlns:wp14="http://schemas.microsoft.com/office/word/2010/wordml" wp14:textId="77777777">
@@ -1580,18 +1600,18 @@
             <w:tcW w:w="3118" w:type="dxa"/>
             <w:tcMar/>
           </w:tcPr>
-          <w:p wp14:textId="66FCAD49">
-            <w:pPr>
-              <w:pStyle w:val="Normal"/>
-              <w:suppressLineNumbers w:val="0"/>
-              <w:bidi w:val="0"/>
-              <w:spacing w:before="0" w:beforeAutospacing="off" w:after="0" w:afterAutospacing="off" w:line="240" w:lineRule="auto"/>
-              <w:ind w:left="0" w:right="0"/>
-              <w:jc w:val="left"/>
-            </w:pPr>
+          <w:p wp14:textId="1FE518C6">
             <w:r>
               <w:rPr/>
-              <w:t>Käyttäjä profiili</w:t>
+              <w:t xml:space="preserve">API </w:t>
+            </w:r>
+            <w:r>
+              <w:rPr/>
+              <w:t>säätilalle</w:t>
+            </w:r>
+            <w:r>
+              <w:rPr/>
+              <w:t xml:space="preserve"> + sijainti</w:t>
             </w:r>
           </w:p>
         </w:tc>
@@ -1600,10 +1620,10 @@
             <w:tcW w:w="2268" w:type="dxa"/>
             <w:tcMar/>
           </w:tcPr>
-          <w:p wp14:textId="77777777">
+          <w:p wp14:textId="0D387F77">
             <w:r>
               <w:rPr/>
-              <w:t>user-profile</w:t>
+              <w:t>main</w:t>
             </w:r>
           </w:p>
         </w:tc>
@@ -1612,11 +1632,30 @@
             <w:tcW w:w="2835" w:type="dxa"/>
             <w:tcMar/>
           </w:tcPr>
-          <w:p wp14:textId="328D33AB">
-            <w:r>
-              <w:rPr/>
-              <w:t>https://github.com/Ryhma-19/ryhma-19-project/commit/640ec2cf321471059a69d7160b7b849187f6bacc</w:t>
-            </w:r>
+          <w:p wp14:textId="432A2751">
+            <w:pPr>
+              <w:pStyle w:val="Normal"/>
+              <w:rPr>
+                <w:rFonts w:ascii="Calibri" w:hAnsi="Calibri" w:eastAsia="Calibri" w:cs="Calibri"/>
+                <w:noProof w:val="0"/>
+                <w:sz w:val="22"/>
+                <w:szCs w:val="22"/>
+                <w:lang w:val="en-US"/>
+              </w:rPr>
+            </w:pPr>
+            <w:hyperlink r:id="R842a915ede7a42f6">
+              <w:r>
+                <w:rPr>
+                  <w:rStyle w:val="Hyperlink"/>
+                  <w:rFonts w:ascii="Calibri" w:hAnsi="Calibri" w:eastAsia="Calibri" w:cs="Calibri"/>
+                  <w:noProof w:val="0"/>
+                  <w:sz w:val="22"/>
+                  <w:szCs w:val="22"/>
+                  <w:lang w:val="en-US"/>
+                </w:rPr>
+                <w:t>location + weather · Ryhma-19/ryhma-19-project@cf8d7eb</w:t>
+              </w:r>
+            </w:hyperlink>
           </w:p>
         </w:tc>
         <w:tc>
@@ -1635,8 +1674,11 @@
             <w:tcW w:w="3118" w:type="dxa"/>
             <w:tcMar/>
           </w:tcPr>
-          <w:p wp14:textId="77777777">
-            <w:r/>
+          <w:p wp14:textId="54E89327">
+            <w:r>
+              <w:rPr/>
+              <w:t>askelmittari</w:t>
+            </w:r>
           </w:p>
         </w:tc>
         <w:tc>
@@ -1644,8 +1686,11 @@
             <w:tcW w:w="2268" w:type="dxa"/>
             <w:tcMar/>
           </w:tcPr>
-          <w:p wp14:textId="77777777">
-            <w:r/>
+          <w:p wp14:textId="5A84FEDC">
+            <w:r>
+              <w:rPr/>
+              <w:t>Veikka local branch</w:t>
+            </w:r>
           </w:p>
         </w:tc>
         <w:tc>
@@ -1653,8 +1698,11 @@
             <w:tcW w:w="2835" w:type="dxa"/>
             <w:tcMar/>
           </w:tcPr>
-          <w:p wp14:textId="77777777">
-            <w:r/>
+          <w:p wp14:textId="07BDB47B">
+            <w:r>
+              <w:rPr/>
+              <w:t>https://github.com/Ryhma-19/ryhma-19-project/tree/veikka-local</w:t>
+            </w:r>
           </w:p>
         </w:tc>
         <w:tc>
@@ -1836,10 +1884,10 @@
             <w:tcW w:w="5953" w:type="dxa"/>
             <w:tcMar/>
           </w:tcPr>
-          <w:p wp14:textId="77777777">
+          <w:p wp14:textId="45281D39">
             <w:r>
               <w:rPr/>
-              <w:t>18.2 19:00</w:t>
+              <w:t>18.1 kello 19</w:t>
             </w:r>
           </w:p>
         </w:tc>
@@ -1861,14 +1909,30 @@
             <w:tcW w:w="5953" w:type="dxa"/>
             <w:tcMar/>
           </w:tcPr>
-          <w:p wp14:textId="0B307AA1">
+          <w:p wp14:textId="263A46DF">
             <w:r>
               <w:rPr/>
-              <w:t>Projekti</w:t>
+              <w:t>Aikaisemman</w:t>
             </w:r>
             <w:r>
               <w:rPr/>
-              <w:t xml:space="preserve"> valmiiksi</w:t>
+              <w:t xml:space="preserve"> </w:t>
+            </w:r>
+            <w:r>
+              <w:rPr/>
+              <w:t>jakson</w:t>
+            </w:r>
+            <w:r>
+              <w:rPr/>
+              <w:t xml:space="preserve"> </w:t>
+            </w:r>
+            <w:r>
+              <w:rPr/>
+              <w:t>arvio</w:t>
+            </w:r>
+            <w:r>
+              <w:rPr/>
+              <w:t xml:space="preserve"> + seuraavan alustus</w:t>
             </w:r>
           </w:p>
         </w:tc>
@@ -13955,6 +14019,17 @@
         <w:shd w:val="clear" w:color="auto" w:fill="FBCAA2" w:themeFill="accent6" w:themeFillTint="7F"/>
       </w:tcPr>
     </w:tblStylePr>
+  </w:style>
+  <w:style w:type="character" w:styleId="Hyperlink">
+    <w:uiPriority w:val="99"/>
+    <w:name w:val="Hyperlink"/>
+    <w:basedOn w:val="DefaultParagraphFont"/>
+    <w:unhideWhenUsed/>
+    <w:rsid w:val="6C356A4A"/>
+    <w:rPr>
+      <w:color w:val="0000FF"/>
+      <w:u w:val="single"/>
+    </w:rPr>
   </w:style>
 </w:styles>
 </file>
@@ -26271,7 +26346,7 @@
 </file>
 
 <file path=customXml/itemProps2.xml><?xml version="1.0" encoding="utf-8"?>
-<ds:datastoreItem xmlns:ds="http://schemas.openxmlformats.org/officeDocument/2006/customXml" ds:itemID="{A0AC6A89-D49D-41FA-92A5-E4385D6C107E}"/>
+<ds:datastoreItem xmlns:ds="http://schemas.openxmlformats.org/officeDocument/2006/customXml" ds:itemID="{B166141B-2555-4F6A-8C80-6042277DA1DD}"/>
 </file>
 
 <file path=customXml/itemProps3.xml><?xml version="1.0" encoding="utf-8"?>
